--- a/contenus/trames/ENT-2.3-cdiscount-inventaire-trame-eleve.docx
+++ b/contenus/trames/ENT-2.3-cdiscount-inventaire-trame-eleve.docx
@@ -49,7 +49,7 @@
           <w:color w:val="111111"/>
           <w:sz w:val="40"/>
         </w:rPr>
-        <w:t xml:space="preserve">  Logisim</w:t>
+        <w:t xml:space="preserve">  Simulog</w:t>
       </w:r>
       <w:r>
         <w:tab/>

--- a/contenus/trames/ENT-2.3-cdiscount-inventaire-trame-eleve.docx
+++ b/contenus/trames/ENT-2.3-cdiscount-inventaire-trame-eleve.docx
@@ -4947,7 +4947,1334 @@
         </w:rPr>
       </w:r>
     </w:p>
+    <w:p>
+      <w:pPr>
+        <w:sectPr>
+          <w:pgSz w:w="12240" w:h="15840"/>
+          <w:pgMar w:top="680" w:right="1077" w:bottom="737" w:left="1077" w:header="720" w:footer="720" w:gutter="0"/>
+          <w:cols w:space="720"/>
+          <w:docGrid w:linePitch="360"/>
+        </w:sectPr>
+      </w:pPr>
+    </w:p>
+    <w:p>
+      <w:pPr>
+        <w:spacing w:after="40"/>
+      </w:pPr>
+      <w:r>
+        <w:rPr>
+          <w:color w:val="595959"/>
+          <w:sz w:val="18"/>
+        </w:rPr>
+        <w:t>✂  Feuille à détacher et à ranger dans ton classeur</w:t>
+      </w:r>
+    </w:p>
+    <w:p>
+      <w:pPr>
+        <w:spacing w:after="40"/>
+      </w:pPr>
+      <w:r>
+        <w:rPr>
+          <w:b/>
+          <w:color w:val="111111"/>
+          <w:sz w:val="32"/>
+        </w:rPr>
+        <w:t>ENT-2.3 — Le cours : l'inventaire et les écarts</w:t>
+      </w:r>
+    </w:p>
+    <w:p>
+      <w:pPr>
+        <w:keepNext/>
+        <w:spacing w:after="160"/>
+      </w:pPr>
+      <w:r>
+        <w:rPr>
+          <w:color w:val="595959"/>
+          <w:sz w:val="20"/>
+        </w:rPr>
+        <w:t>Compétence C1.6 — Gérer le suivi des stocks (C1.6.2 : participer aux activités d'inventaire)        Nom : ………………………………        Classe : …………</w:t>
+      </w:r>
+    </w:p>
+    <w:tbl>
+      <w:tblPr>
+        <w:tblStyle w:val="TableGrid"/>
+        <w:tblW w:type="auto" w:w="0"/>
+        <w:jc w:val="left"/>
+        <w:tblLook w:firstColumn="1" w:firstRow="1" w:lastColumn="0" w:lastRow="0" w:noHBand="0" w:noVBand="1" w:val="04A0"/>
+      </w:tblPr>
+      <w:tblGrid>
+        <w:gridCol w:w="10086"/>
+      </w:tblGrid>
+      <w:tr>
+        <w:tc>
+          <w:tcPr>
+            <w:tcW w:type="dxa" w:w="10086"/>
+            <w:shd w:fill="F2F2F2"/>
+          </w:tcPr>
+          <w:p>
+            <w:pPr>
+              <w:spacing w:after="0"/>
+            </w:pPr>
+            <w:r>
+              <w:rPr>
+                <w:b/>
+                <w:color w:val="111111"/>
+                <w:sz w:val="20"/>
+              </w:rPr>
+              <w:t xml:space="preserve">Banque de mots : </w:t>
+            </w:r>
+            <w:r>
+              <w:rPr>
+                <w:sz w:val="20"/>
+              </w:rPr>
+              <w:t>100   ·   affiche   ·   bon   ·   comparer   ·   comptée   ·   confirmer   ·   explication   ·   motif   ·   niveau   ·   pourcentage   ·   rien   ·   écrit</w:t>
+            </w:r>
+          </w:p>
+        </w:tc>
+      </w:tr>
+    </w:tbl>
+    <w:p>
+      <w:pPr>
+        <w:spacing w:after="40"/>
+      </w:pPr>
+    </w:p>
+    <w:p>
+      <w:pPr>
+        <w:keepNext/>
+        <w:spacing w:before="240" w:after="80"/>
+      </w:pPr>
+      <w:r>
+        <w:rPr>
+          <w:b/>
+          <w:color w:val="111111"/>
+          <w:sz w:val="23"/>
+        </w:rPr>
+        <w:t>L'essentiel</w:t>
+      </w:r>
+    </w:p>
+    <w:p>
+      <w:pPr>
+        <w:spacing w:after="140"/>
+        <w:ind w:left="340" w:hanging="340"/>
+      </w:pPr>
+      <w:r>
+        <w:rPr>
+          <w:b/>
+        </w:rPr>
+        <w:t xml:space="preserve">1.  </w:t>
+      </w:r>
+      <w:r>
+        <w:rPr>
+          <w:sz w:val="22"/>
+        </w:rPr>
+        <w:t>Avant de régulariser un écart, on cherche s'il a une ………………… : un mouvement oublié, un article mal rangé…</w:t>
+      </w:r>
+    </w:p>
+    <w:p>
+      <w:pPr>
+        <w:spacing w:after="140"/>
+        <w:ind w:left="340" w:hanging="340"/>
+      </w:pPr>
+      <w:r>
+        <w:rPr>
+          <w:b/>
+        </w:rPr>
+        <w:t xml:space="preserve">2.  </w:t>
+      </w:r>
+      <w:r>
+        <w:rPr>
+          <w:sz w:val="22"/>
+        </w:rPr>
+        <w:t>On ne régularise que l'écart que plus ………………… n'explique.</w:t>
+      </w:r>
+    </w:p>
+    <w:p>
+      <w:pPr>
+        <w:spacing w:after="140"/>
+        <w:ind w:left="340" w:hanging="340"/>
+      </w:pPr>
+      <w:r>
+        <w:rPr>
+          <w:b/>
+        </w:rPr>
+        <w:t xml:space="preserve">3.  </w:t>
+      </w:r>
+      <w:r>
+        <w:rPr>
+          <w:sz w:val="22"/>
+        </w:rPr>
+        <w:t>Une régularisation change le stock pour de ………………….</w:t>
+      </w:r>
+    </w:p>
+    <w:p>
+      <w:pPr>
+        <w:spacing w:after="140"/>
+        <w:ind w:left="340" w:hanging="340"/>
+      </w:pPr>
+      <w:r>
+        <w:rPr>
+          <w:b/>
+        </w:rPr>
+        <w:t xml:space="preserve">4.  </w:t>
+      </w:r>
+      <w:r>
+        <w:rPr>
+          <w:sz w:val="22"/>
+        </w:rPr>
+        <w:t>Taux d'écart = somme des écarts sans leur signe ÷ somme des stocks du système × ………………….</w:t>
+      </w:r>
+    </w:p>
+    <w:p>
+      <w:pPr>
+        <w:keepNext/>
+        <w:spacing w:before="240" w:after="80"/>
+      </w:pPr>
+      <w:r>
+        <w:rPr>
+          <w:b/>
+          <w:color w:val="111111"/>
+          <w:sz w:val="23"/>
+        </w:rPr>
+        <w:t>Lexique</w:t>
+      </w:r>
+    </w:p>
+    <w:tbl>
+      <w:tblPr>
+        <w:tblStyle w:val="TableGrid"/>
+        <w:tblW w:type="auto" w:w="0"/>
+        <w:tblLayout w:type="fixed"/>
+        <w:tblLook w:firstColumn="1" w:firstRow="1" w:lastColumn="0" w:lastRow="0" w:noHBand="0" w:noVBand="1" w:val="04A0"/>
+      </w:tblPr>
+      <w:tblGrid>
+        <w:gridCol w:w="2494"/>
+        <w:gridCol w:w="7143"/>
+      </w:tblGrid>
+      <w:tr>
+        <w:tc>
+          <w:tcPr>
+            <w:tcW w:type="dxa" w:w="2494"/>
+            <w:shd w:fill="E8E8E8"/>
+          </w:tcPr>
+          <w:p>
+            <w:pPr>
+              <w:keepNext/>
+              <w:spacing w:after="0"/>
+            </w:pPr>
+            <w:r>
+              <w:rPr>
+                <w:b/>
+                <w:color w:val="111111"/>
+                <w:sz w:val="20"/>
+              </w:rPr>
+              <w:t>Mot</w:t>
+            </w:r>
+          </w:p>
+        </w:tc>
+        <w:tc>
+          <w:tcPr>
+            <w:tcW w:type="dxa" w:w="7143"/>
+            <w:shd w:fill="E8E8E8"/>
+          </w:tcPr>
+          <w:p>
+            <w:pPr>
+              <w:keepNext/>
+              <w:spacing w:after="0"/>
+            </w:pPr>
+            <w:r>
+              <w:rPr>
+                <w:b/>
+                <w:color w:val="111111"/>
+                <w:sz w:val="20"/>
+              </w:rPr>
+              <w:t>Définition (complète avec la banque de mots)</w:t>
+            </w:r>
+          </w:p>
+        </w:tc>
+      </w:tr>
+      <w:tr>
+        <w:trPr>
+          <w:trHeight w:val="595"/>
+        </w:trPr>
+        <w:tc>
+          <w:tcPr>
+            <w:tcW w:type="dxa" w:w="2494"/>
+          </w:tcPr>
+          <w:p>
+            <w:pPr>
+              <w:spacing w:after="0"/>
+            </w:pPr>
+            <w:r>
+              <w:rPr>
+                <w:sz w:val="20"/>
+              </w:rPr>
+              <w:t>Inventaire</w:t>
+            </w:r>
+          </w:p>
+        </w:tc>
+        <w:tc>
+          <w:tcPr>
+            <w:tcW w:type="dxa" w:w="7143"/>
+          </w:tcPr>
+          <w:p>
+            <w:pPr>
+              <w:spacing w:after="0"/>
+            </w:pPr>
+            <w:r>
+              <w:rPr>
+                <w:sz w:val="20"/>
+              </w:rPr>
+              <w:t>compter à la main ce qu'il y a dans les rayons, puis le ………………… au stock du système.</w:t>
+            </w:r>
+          </w:p>
+        </w:tc>
+      </w:tr>
+      <w:tr>
+        <w:trPr>
+          <w:trHeight w:val="595"/>
+        </w:trPr>
+        <w:tc>
+          <w:tcPr>
+            <w:tcW w:type="dxa" w:w="2494"/>
+          </w:tcPr>
+          <w:p>
+            <w:pPr>
+              <w:spacing w:after="0"/>
+            </w:pPr>
+            <w:r>
+              <w:rPr>
+                <w:sz w:val="20"/>
+              </w:rPr>
+              <w:t>Écart d'inventaire</w:t>
+            </w:r>
+          </w:p>
+        </w:tc>
+        <w:tc>
+          <w:tcPr>
+            <w:tcW w:type="dxa" w:w="7143"/>
+          </w:tcPr>
+          <w:p>
+            <w:pPr>
+              <w:spacing w:after="0"/>
+            </w:pPr>
+            <w:r>
+              <w:rPr>
+                <w:sz w:val="20"/>
+              </w:rPr>
+              <w:t>différence entre la quantité ………………… et le stock du système.</w:t>
+            </w:r>
+          </w:p>
+        </w:tc>
+      </w:tr>
+      <w:tr>
+        <w:trPr>
+          <w:trHeight w:val="595"/>
+        </w:trPr>
+        <w:tc>
+          <w:tcPr>
+            <w:tcW w:type="dxa" w:w="2494"/>
+          </w:tcPr>
+          <w:p>
+            <w:pPr>
+              <w:spacing w:after="0"/>
+            </w:pPr>
+            <w:r>
+              <w:rPr>
+                <w:sz w:val="20"/>
+              </w:rPr>
+              <w:t>Emplacement</w:t>
+            </w:r>
+          </w:p>
+        </w:tc>
+        <w:tc>
+          <w:tcPr>
+            <w:tcW w:type="dxa" w:w="7143"/>
+          </w:tcPr>
+          <w:p>
+            <w:pPr>
+              <w:spacing w:after="0"/>
+            </w:pPr>
+            <w:r>
+              <w:rPr>
+                <w:sz w:val="20"/>
+              </w:rPr>
+              <w:t>adresse précise d'un article dans l'entrepôt : allée, colonne, ………………….</w:t>
+            </w:r>
+          </w:p>
+        </w:tc>
+      </w:tr>
+      <w:tr>
+        <w:trPr>
+          <w:trHeight w:val="595"/>
+        </w:trPr>
+        <w:tc>
+          <w:tcPr>
+            <w:tcW w:type="dxa" w:w="2494"/>
+          </w:tcPr>
+          <w:p>
+            <w:pPr>
+              <w:spacing w:after="0"/>
+            </w:pPr>
+            <w:r>
+              <w:rPr>
+                <w:sz w:val="20"/>
+              </w:rPr>
+              <w:t>Recomptage</w:t>
+            </w:r>
+          </w:p>
+        </w:tc>
+        <w:tc>
+          <w:tcPr>
+            <w:tcW w:type="dxa" w:w="7143"/>
+          </w:tcPr>
+          <w:p>
+            <w:pPr>
+              <w:spacing w:after="0"/>
+            </w:pPr>
+            <w:r>
+              <w:rPr>
+                <w:sz w:val="20"/>
+              </w:rPr>
+              <w:t>deuxième comptage fait pour ………………… un écart avant de le corriger.</w:t>
+            </w:r>
+          </w:p>
+        </w:tc>
+      </w:tr>
+      <w:tr>
+        <w:trPr>
+          <w:trHeight w:val="595"/>
+        </w:trPr>
+        <w:tc>
+          <w:tcPr>
+            <w:tcW w:type="dxa" w:w="2494"/>
+          </w:tcPr>
+          <w:p>
+            <w:pPr>
+              <w:spacing w:after="0"/>
+            </w:pPr>
+            <w:r>
+              <w:rPr>
+                <w:sz w:val="20"/>
+              </w:rPr>
+              <w:t>Relevé d'inventaire</w:t>
+            </w:r>
+          </w:p>
+        </w:tc>
+        <w:tc>
+          <w:tcPr>
+            <w:tcW w:type="dxa" w:w="7143"/>
+          </w:tcPr>
+          <w:p>
+            <w:pPr>
+              <w:spacing w:after="0"/>
+            </w:pPr>
+            <w:r>
+              <w:rPr>
+                <w:sz w:val="20"/>
+              </w:rPr>
+              <w:t>feuille où l'équipe ………………… les quantités comptées, emplacement par emplacement.</w:t>
+            </w:r>
+          </w:p>
+        </w:tc>
+      </w:tr>
+      <w:tr>
+        <w:trPr>
+          <w:trHeight w:val="595"/>
+        </w:trPr>
+        <w:tc>
+          <w:tcPr>
+            <w:tcW w:type="dxa" w:w="2494"/>
+          </w:tcPr>
+          <w:p>
+            <w:pPr>
+              <w:spacing w:after="0"/>
+            </w:pPr>
+            <w:r>
+              <w:rPr>
+                <w:sz w:val="20"/>
+              </w:rPr>
+              <w:t>Ajustement de stock</w:t>
+            </w:r>
+          </w:p>
+        </w:tc>
+        <w:tc>
+          <w:tcPr>
+            <w:tcW w:type="dxa" w:w="7143"/>
+          </w:tcPr>
+          <w:p>
+            <w:pPr>
+              <w:spacing w:after="0"/>
+            </w:pPr>
+            <w:r>
+              <w:rPr>
+                <w:sz w:val="20"/>
+              </w:rPr>
+              <w:t>correction du stock du système, toujours avec un ………………….</w:t>
+            </w:r>
+          </w:p>
+        </w:tc>
+      </w:tr>
+      <w:tr>
+        <w:trPr>
+          <w:trHeight w:val="595"/>
+        </w:trPr>
+        <w:tc>
+          <w:tcPr>
+            <w:tcW w:type="dxa" w:w="2494"/>
+          </w:tcPr>
+          <w:p>
+            <w:pPr>
+              <w:spacing w:after="0"/>
+            </w:pPr>
+            <w:r>
+              <w:rPr>
+                <w:sz w:val="20"/>
+              </w:rPr>
+              <w:t>Taux d'écart</w:t>
+            </w:r>
+          </w:p>
+        </w:tc>
+        <w:tc>
+          <w:tcPr>
+            <w:tcW w:type="dxa" w:w="7143"/>
+          </w:tcPr>
+          <w:p>
+            <w:pPr>
+              <w:spacing w:after="0"/>
+            </w:pPr>
+            <w:r>
+              <w:rPr>
+                <w:sz w:val="20"/>
+              </w:rPr>
+              <w:t>écarts additionnés sans leur signe, divisés par le stock du système, exprimés en ………………….</w:t>
+            </w:r>
+          </w:p>
+        </w:tc>
+      </w:tr>
+      <w:tr>
+        <w:trPr>
+          <w:trHeight w:val="595"/>
+        </w:trPr>
+        <w:tc>
+          <w:tcPr>
+            <w:tcW w:type="dxa" w:w="2494"/>
+          </w:tcPr>
+          <w:p>
+            <w:pPr>
+              <w:spacing w:after="0"/>
+            </w:pPr>
+            <w:r>
+              <w:rPr>
+                <w:sz w:val="20"/>
+              </w:rPr>
+              <w:t>Stock du système</w:t>
+            </w:r>
+          </w:p>
+        </w:tc>
+        <w:tc>
+          <w:tcPr>
+            <w:tcW w:type="dxa" w:w="7143"/>
+          </w:tcPr>
+          <w:p>
+            <w:pPr>
+              <w:spacing w:after="0"/>
+            </w:pPr>
+            <w:r>
+              <w:rPr>
+                <w:sz w:val="20"/>
+              </w:rPr>
+              <w:t>le stock qu'………………… le logiciel, calculé à partir des mouvements enregistrés.</w:t>
+            </w:r>
+          </w:p>
+        </w:tc>
+      </w:tr>
+    </w:tbl>
+    <w:p>
+      <w:pPr>
+        <w:spacing w:after="40"/>
+      </w:pPr>
+    </w:p>
+    <w:p>
+      <w:pPr>
+        <w:pageBreakBefore/>
+        <w:spacing w:after="40"/>
+      </w:pPr>
+      <w:r>
+        <w:rPr>
+          <w:rFonts w:ascii="Consolas" w:hAnsi="Consolas"/>
+          <w:b/>
+          <w:color w:val="595959"/>
+          <w:sz w:val="19"/>
+        </w:rPr>
+        <w:t>À la maison — pour aller plus loin</w:t>
+      </w:r>
+    </w:p>
+    <w:p>
+      <w:pPr>
+        <w:spacing w:after="120"/>
+      </w:pPr>
+      <w:r>
+        <w:rPr>
+          <w:b/>
+          <w:color w:val="111111"/>
+          <w:sz w:val="30"/>
+        </w:rPr>
+        <w:t>Cinq références à décider</w:t>
+      </w:r>
+    </w:p>
+    <w:p>
+      <w:pPr>
+        <w:keepNext/>
+        <w:spacing w:before="0" w:after="80"/>
+      </w:pPr>
+      <w:r>
+        <w:rPr>
+          <w:b w:val="0"/>
+          <w:color w:val="1A1A1A"/>
+          <w:sz w:val="22"/>
+        </w:rPr>
+        <w:t>Tu as compté cinq références. Deux informations sont arrivées : « 2 chargeurs CHG-USB attendent au poste des retours, pas encore rangés » et « la souris SOU-SF reçue ce matin n'est pas encore saisie ».</w:t>
+      </w:r>
+    </w:p>
+    <w:tbl>
+      <w:tblPr>
+        <w:tblStyle w:val="TableGrid"/>
+        <w:tblW w:type="auto" w:w="0"/>
+        <w:tblLayout w:type="fixed"/>
+        <w:tblLook w:firstColumn="1" w:firstRow="1" w:lastColumn="0" w:lastRow="0" w:noHBand="0" w:noVBand="1" w:val="04A0"/>
+      </w:tblPr>
+      <w:tblGrid>
+        <w:gridCol w:w="1701"/>
+        <w:gridCol w:w="1361"/>
+        <w:gridCol w:w="1361"/>
+        <w:gridCol w:w="1361"/>
+        <w:gridCol w:w="3855"/>
+      </w:tblGrid>
+      <w:tr>
+        <w:tc>
+          <w:tcPr>
+            <w:tcW w:type="dxa" w:w="1701"/>
+            <w:shd w:fill="E8E8E8"/>
+          </w:tcPr>
+          <w:p>
+            <w:pPr>
+              <w:keepNext/>
+              <w:spacing w:after="0"/>
+            </w:pPr>
+            <w:r>
+              <w:rPr>
+                <w:b/>
+                <w:color w:val="111111"/>
+                <w:sz w:val="20"/>
+              </w:rPr>
+              <w:t>Référence</w:t>
+            </w:r>
+          </w:p>
+        </w:tc>
+        <w:tc>
+          <w:tcPr>
+            <w:tcW w:type="dxa" w:w="1361"/>
+            <w:shd w:fill="E8E8E8"/>
+          </w:tcPr>
+          <w:p>
+            <w:pPr>
+              <w:keepNext/>
+              <w:spacing w:after="0"/>
+            </w:pPr>
+            <w:r>
+              <w:rPr>
+                <w:b/>
+                <w:color w:val="111111"/>
+                <w:sz w:val="20"/>
+              </w:rPr>
+              <w:t>Système</w:t>
+            </w:r>
+          </w:p>
+        </w:tc>
+        <w:tc>
+          <w:tcPr>
+            <w:tcW w:type="dxa" w:w="1361"/>
+            <w:shd w:fill="E8E8E8"/>
+          </w:tcPr>
+          <w:p>
+            <w:pPr>
+              <w:keepNext/>
+              <w:spacing w:after="0"/>
+            </w:pPr>
+            <w:r>
+              <w:rPr>
+                <w:b/>
+                <w:color w:val="111111"/>
+                <w:sz w:val="20"/>
+              </w:rPr>
+              <w:t>Compté</w:t>
+            </w:r>
+          </w:p>
+        </w:tc>
+        <w:tc>
+          <w:tcPr>
+            <w:tcW w:type="dxa" w:w="1361"/>
+            <w:shd w:fill="E8E8E8"/>
+          </w:tcPr>
+          <w:p>
+            <w:pPr>
+              <w:keepNext/>
+              <w:spacing w:after="0"/>
+            </w:pPr>
+            <w:r>
+              <w:rPr>
+                <w:b/>
+                <w:color w:val="111111"/>
+                <w:sz w:val="20"/>
+              </w:rPr>
+              <w:t>Écart</w:t>
+            </w:r>
+          </w:p>
+        </w:tc>
+        <w:tc>
+          <w:tcPr>
+            <w:tcW w:type="dxa" w:w="3855"/>
+            <w:shd w:fill="E8E8E8"/>
+          </w:tcPr>
+          <w:p>
+            <w:pPr>
+              <w:keepNext/>
+              <w:spacing w:after="0"/>
+            </w:pPr>
+            <w:r>
+              <w:rPr>
+                <w:b/>
+                <w:color w:val="111111"/>
+                <w:sz w:val="20"/>
+              </w:rPr>
+              <w:t>Ta décision</w:t>
+            </w:r>
+          </w:p>
+        </w:tc>
+      </w:tr>
+      <w:tr>
+        <w:trPr>
+          <w:trHeight w:val="539"/>
+        </w:trPr>
+        <w:tc>
+          <w:tcPr>
+            <w:tcW w:type="dxa" w:w="1701"/>
+          </w:tcPr>
+          <w:p>
+            <w:pPr>
+              <w:spacing w:after="0"/>
+            </w:pPr>
+            <w:r>
+              <w:rPr>
+                <w:sz w:val="20"/>
+              </w:rPr>
+              <w:t>PIL-AA</w:t>
+            </w:r>
+          </w:p>
+        </w:tc>
+        <w:tc>
+          <w:tcPr>
+            <w:tcW w:type="dxa" w:w="1361"/>
+          </w:tcPr>
+          <w:p>
+            <w:pPr>
+              <w:spacing w:after="0"/>
+            </w:pPr>
+            <w:r>
+              <w:rPr>
+                <w:sz w:val="20"/>
+              </w:rPr>
+              <w:t>40</w:t>
+            </w:r>
+          </w:p>
+        </w:tc>
+        <w:tc>
+          <w:tcPr>
+            <w:tcW w:type="dxa" w:w="1361"/>
+          </w:tcPr>
+          <w:p>
+            <w:pPr>
+              <w:spacing w:after="0"/>
+            </w:pPr>
+            <w:r>
+              <w:rPr>
+                <w:sz w:val="20"/>
+              </w:rPr>
+              <w:t>40</w:t>
+            </w:r>
+          </w:p>
+        </w:tc>
+        <w:tc>
+          <w:tcPr>
+            <w:tcW w:type="dxa" w:w="1361"/>
+          </w:tcPr>
+          <w:p/>
+        </w:tc>
+        <w:tc>
+          <w:tcPr>
+            <w:tcW w:type="dxa" w:w="3855"/>
+          </w:tcPr>
+          <w:p/>
+        </w:tc>
+      </w:tr>
+      <w:tr>
+        <w:trPr>
+          <w:trHeight w:val="539"/>
+        </w:trPr>
+        <w:tc>
+          <w:tcPr>
+            <w:tcW w:type="dxa" w:w="1701"/>
+          </w:tcPr>
+          <w:p>
+            <w:pPr>
+              <w:spacing w:after="0"/>
+            </w:pPr>
+            <w:r>
+              <w:rPr>
+                <w:sz w:val="20"/>
+              </w:rPr>
+              <w:t>CHG-USB</w:t>
+            </w:r>
+          </w:p>
+        </w:tc>
+        <w:tc>
+          <w:tcPr>
+            <w:tcW w:type="dxa" w:w="1361"/>
+          </w:tcPr>
+          <w:p>
+            <w:pPr>
+              <w:spacing w:after="0"/>
+            </w:pPr>
+            <w:r>
+              <w:rPr>
+                <w:sz w:val="20"/>
+              </w:rPr>
+              <w:t>15</w:t>
+            </w:r>
+          </w:p>
+        </w:tc>
+        <w:tc>
+          <w:tcPr>
+            <w:tcW w:type="dxa" w:w="1361"/>
+          </w:tcPr>
+          <w:p>
+            <w:pPr>
+              <w:spacing w:after="0"/>
+            </w:pPr>
+            <w:r>
+              <w:rPr>
+                <w:sz w:val="20"/>
+              </w:rPr>
+              <w:t>13</w:t>
+            </w:r>
+          </w:p>
+        </w:tc>
+        <w:tc>
+          <w:tcPr>
+            <w:tcW w:type="dxa" w:w="1361"/>
+          </w:tcPr>
+          <w:p/>
+        </w:tc>
+        <w:tc>
+          <w:tcPr>
+            <w:tcW w:type="dxa" w:w="3855"/>
+          </w:tcPr>
+          <w:p/>
+        </w:tc>
+      </w:tr>
+      <w:tr>
+        <w:trPr>
+          <w:trHeight w:val="539"/>
+        </w:trPr>
+        <w:tc>
+          <w:tcPr>
+            <w:tcW w:type="dxa" w:w="1701"/>
+          </w:tcPr>
+          <w:p>
+            <w:pPr>
+              <w:spacing w:after="0"/>
+            </w:pPr>
+            <w:r>
+              <w:rPr>
+                <w:sz w:val="20"/>
+              </w:rPr>
+              <w:t>ECO-BT</w:t>
+            </w:r>
+          </w:p>
+        </w:tc>
+        <w:tc>
+          <w:tcPr>
+            <w:tcW w:type="dxa" w:w="1361"/>
+          </w:tcPr>
+          <w:p>
+            <w:pPr>
+              <w:spacing w:after="0"/>
+            </w:pPr>
+            <w:r>
+              <w:rPr>
+                <w:sz w:val="20"/>
+              </w:rPr>
+              <w:t>8</w:t>
+            </w:r>
+          </w:p>
+        </w:tc>
+        <w:tc>
+          <w:tcPr>
+            <w:tcW w:type="dxa" w:w="1361"/>
+          </w:tcPr>
+          <w:p>
+            <w:pPr>
+              <w:spacing w:after="0"/>
+            </w:pPr>
+            <w:r>
+              <w:rPr>
+                <w:sz w:val="20"/>
+              </w:rPr>
+              <w:t>5</w:t>
+            </w:r>
+          </w:p>
+        </w:tc>
+        <w:tc>
+          <w:tcPr>
+            <w:tcW w:type="dxa" w:w="1361"/>
+          </w:tcPr>
+          <w:p/>
+        </w:tc>
+        <w:tc>
+          <w:tcPr>
+            <w:tcW w:type="dxa" w:w="3855"/>
+          </w:tcPr>
+          <w:p/>
+        </w:tc>
+      </w:tr>
+      <w:tr>
+        <w:trPr>
+          <w:trHeight w:val="539"/>
+        </w:trPr>
+        <w:tc>
+          <w:tcPr>
+            <w:tcW w:type="dxa" w:w="1701"/>
+          </w:tcPr>
+          <w:p>
+            <w:pPr>
+              <w:spacing w:after="0"/>
+            </w:pPr>
+            <w:r>
+              <w:rPr>
+                <w:sz w:val="20"/>
+              </w:rPr>
+              <w:t>CAB-HDMI</w:t>
+            </w:r>
+          </w:p>
+        </w:tc>
+        <w:tc>
+          <w:tcPr>
+            <w:tcW w:type="dxa" w:w="1361"/>
+          </w:tcPr>
+          <w:p>
+            <w:pPr>
+              <w:spacing w:after="0"/>
+            </w:pPr>
+            <w:r>
+              <w:rPr>
+                <w:sz w:val="20"/>
+              </w:rPr>
+              <w:t>12</w:t>
+            </w:r>
+          </w:p>
+        </w:tc>
+        <w:tc>
+          <w:tcPr>
+            <w:tcW w:type="dxa" w:w="1361"/>
+          </w:tcPr>
+          <w:p>
+            <w:pPr>
+              <w:spacing w:after="0"/>
+            </w:pPr>
+            <w:r>
+              <w:rPr>
+                <w:sz w:val="20"/>
+              </w:rPr>
+              <w:t>12</w:t>
+            </w:r>
+          </w:p>
+        </w:tc>
+        <w:tc>
+          <w:tcPr>
+            <w:tcW w:type="dxa" w:w="1361"/>
+          </w:tcPr>
+          <w:p/>
+        </w:tc>
+        <w:tc>
+          <w:tcPr>
+            <w:tcW w:type="dxa" w:w="3855"/>
+          </w:tcPr>
+          <w:p/>
+        </w:tc>
+      </w:tr>
+      <w:tr>
+        <w:trPr>
+          <w:trHeight w:val="539"/>
+        </w:trPr>
+        <w:tc>
+          <w:tcPr>
+            <w:tcW w:type="dxa" w:w="1701"/>
+          </w:tcPr>
+          <w:p>
+            <w:pPr>
+              <w:spacing w:after="0"/>
+            </w:pPr>
+            <w:r>
+              <w:rPr>
+                <w:sz w:val="20"/>
+              </w:rPr>
+              <w:t>SOU-SF</w:t>
+            </w:r>
+          </w:p>
+        </w:tc>
+        <w:tc>
+          <w:tcPr>
+            <w:tcW w:type="dxa" w:w="1361"/>
+          </w:tcPr>
+          <w:p>
+            <w:pPr>
+              <w:spacing w:after="0"/>
+            </w:pPr>
+            <w:r>
+              <w:rPr>
+                <w:sz w:val="20"/>
+              </w:rPr>
+              <w:t>6</w:t>
+            </w:r>
+          </w:p>
+        </w:tc>
+        <w:tc>
+          <w:tcPr>
+            <w:tcW w:type="dxa" w:w="1361"/>
+          </w:tcPr>
+          <w:p>
+            <w:pPr>
+              <w:spacing w:after="0"/>
+            </w:pPr>
+            <w:r>
+              <w:rPr>
+                <w:sz w:val="20"/>
+              </w:rPr>
+              <w:t>7</w:t>
+            </w:r>
+          </w:p>
+        </w:tc>
+        <w:tc>
+          <w:tcPr>
+            <w:tcW w:type="dxa" w:w="1361"/>
+          </w:tcPr>
+          <w:p/>
+        </w:tc>
+        <w:tc>
+          <w:tcPr>
+            <w:tcW w:type="dxa" w:w="3855"/>
+          </w:tcPr>
+          <w:p/>
+        </w:tc>
+      </w:tr>
+    </w:tbl>
+    <w:p>
+      <w:pPr>
+        <w:keepNext/>
+        <w:spacing w:after="40"/>
+      </w:pPr>
+    </w:p>
+    <w:tbl>
+      <w:tblPr>
+        <w:tblStyle w:val="TableGrid"/>
+        <w:tblW w:type="auto" w:w="0"/>
+        <w:tblLayout w:type="fixed"/>
+        <w:tblLook w:firstColumn="1" w:firstRow="1" w:lastColumn="0" w:lastRow="0" w:noHBand="0" w:noVBand="1" w:val="04A0"/>
+      </w:tblPr>
+      <w:tblGrid>
+        <w:gridCol w:w="5896"/>
+        <w:gridCol w:w="3742"/>
+      </w:tblGrid>
+      <w:tr>
+        <w:tc>
+          <w:tcPr>
+            <w:tcW w:type="dxa" w:w="5896"/>
+            <w:shd w:fill="E8E8E8"/>
+          </w:tcPr>
+          <w:p>
+            <w:pPr>
+              <w:keepNext/>
+              <w:spacing w:after="0"/>
+            </w:pPr>
+            <w:r>
+              <w:rPr>
+                <w:b/>
+                <w:color w:val="111111"/>
+                <w:sz w:val="20"/>
+              </w:rPr>
+              <w:t>Question</w:t>
+            </w:r>
+          </w:p>
+        </w:tc>
+        <w:tc>
+          <w:tcPr>
+            <w:tcW w:type="dxa" w:w="3742"/>
+            <w:shd w:fill="E8E8E8"/>
+          </w:tcPr>
+          <w:p>
+            <w:pPr>
+              <w:keepNext/>
+              <w:spacing w:after="0"/>
+            </w:pPr>
+            <w:r>
+              <w:rPr>
+                <w:b/>
+                <w:color w:val="111111"/>
+                <w:sz w:val="20"/>
+              </w:rPr>
+              <w:t>Ta réponse</w:t>
+            </w:r>
+          </w:p>
+        </w:tc>
+      </w:tr>
+      <w:tr>
+        <w:trPr>
+          <w:trHeight w:val="510"/>
+          <w:cantSplit/>
+        </w:trPr>
+        <w:tc>
+          <w:tcPr>
+            <w:tcW w:type="dxa" w:w="5896"/>
+          </w:tcPr>
+          <w:p>
+            <w:pPr>
+              <w:spacing w:after="0"/>
+            </w:pPr>
+            <w:r>
+              <w:rPr>
+                <w:sz w:val="20"/>
+              </w:rPr>
+              <w:t>Combien de références sont en écart ?</w:t>
+            </w:r>
+          </w:p>
+        </w:tc>
+        <w:tc>
+          <w:tcPr>
+            <w:tcW w:type="dxa" w:w="3742"/>
+          </w:tcPr>
+          <w:p/>
+        </w:tc>
+      </w:tr>
+      <w:tr>
+        <w:trPr>
+          <w:trHeight w:val="510"/>
+          <w:cantSplit/>
+        </w:trPr>
+        <w:tc>
+          <w:tcPr>
+            <w:tcW w:type="dxa" w:w="5896"/>
+          </w:tcPr>
+          <w:p>
+            <w:pPr>
+              <w:spacing w:after="0"/>
+            </w:pPr>
+            <w:r>
+              <w:rPr>
+                <w:sz w:val="20"/>
+              </w:rPr>
+              <w:t>Taux d'écart (en %, arrondi au dixième) = somme des écarts sans leur signe ÷ somme des stocks du système × 100</w:t>
+            </w:r>
+          </w:p>
+        </w:tc>
+        <w:tc>
+          <w:tcPr>
+            <w:tcW w:type="dxa" w:w="3742"/>
+          </w:tcPr>
+          <w:p/>
+        </w:tc>
+      </w:tr>
+    </w:tbl>
+    <w:p>
+      <w:pPr>
+        <w:keepNext/>
+        <w:spacing w:after="0" w:line="60" w:lineRule="exact"/>
+      </w:pPr>
+      <w:r>
+        <w:rPr>
+          <w:sz w:val="10"/>
+        </w:rPr>
+      </w:r>
+    </w:p>
+    <w:tbl>
+      <w:tblPr>
+        <w:tblStyle w:val="TableGrid"/>
+        <w:tblW w:type="auto" w:w="0"/>
+        <w:tblLook w:firstColumn="1" w:firstRow="1" w:lastColumn="0" w:lastRow="0" w:noHBand="0" w:noVBand="1" w:val="04A0"/>
+      </w:tblPr>
+      <w:tblGrid>
+        <w:gridCol w:w="10086"/>
+      </w:tblGrid>
+      <w:tr>
+        <w:trPr>
+          <w:cantSplit/>
+          <w:trHeight w:val="1474"/>
+        </w:trPr>
+        <w:tc>
+          <w:tcPr>
+            <w:tcW w:type="dxa" w:w="10086"/>
+            <w:shd w:fill="FAFAFA"/>
+          </w:tcPr>
+          <w:p>
+            <w:pPr>
+              <w:spacing w:after="80"/>
+            </w:pPr>
+            <w:r>
+              <w:rPr>
+                <w:b/>
+                <w:sz w:val="21"/>
+              </w:rPr>
+              <w:t>Pour la référence que tu régularises, qu'est-ce qui te permet de le faire ?</w:t>
+            </w:r>
+          </w:p>
+          <w:p>
+            <w:pPr>
+              <w:spacing w:before="0" w:after="80"/>
+            </w:pPr>
+            <w:r>
+              <w:rPr>
+                <w:sz w:val="22"/>
+              </w:rPr>
+            </w:r>
+          </w:p>
+          <w:p>
+            <w:pPr>
+              <w:spacing w:before="0" w:after="80"/>
+            </w:pPr>
+            <w:r>
+              <w:rPr>
+                <w:sz w:val="22"/>
+              </w:rPr>
+            </w:r>
+          </w:p>
+        </w:tc>
+      </w:tr>
+    </w:tbl>
+    <w:p>
+      <w:pPr>
+        <w:spacing w:after="0" w:line="60" w:lineRule="exact"/>
+      </w:pPr>
+      <w:r>
+        <w:rPr>
+          <w:sz w:val="10"/>
+        </w:rPr>
+      </w:r>
+    </w:p>
+    <w:p>
+      <w:pPr>
+        <w:keepNext/>
+        <w:spacing w:before="160" w:after="80"/>
+      </w:pPr>
+      <w:r>
+        <w:rPr>
+          <w:b/>
+          <w:color w:val="111111"/>
+          <w:sz w:val="23"/>
+        </w:rPr>
+        <w:t>Pour réfléchir</w:t>
+      </w:r>
+      <w:r>
+        <w:rPr>
+          <w:color w:val="595959"/>
+          <w:sz w:val="19"/>
+        </w:rPr>
+        <w:t xml:space="preserve">   Il n'y a pas une seule bonne réponse : explique la tienne, avec tes mots.</w:t>
+      </w:r>
+    </w:p>
+    <w:tbl>
+      <w:tblPr>
+        <w:tblStyle w:val="TableGrid"/>
+        <w:tblW w:type="auto" w:w="0"/>
+        <w:tblLook w:firstColumn="1" w:firstRow="1" w:lastColumn="0" w:lastRow="0" w:noHBand="0" w:noVBand="1" w:val="04A0"/>
+      </w:tblPr>
+      <w:tblGrid>
+        <w:gridCol w:w="10086"/>
+      </w:tblGrid>
+      <w:tr>
+        <w:trPr>
+          <w:cantSplit/>
+          <w:trHeight w:val="2438"/>
+        </w:trPr>
+        <w:tc>
+          <w:tcPr>
+            <w:tcW w:type="dxa" w:w="10086"/>
+            <w:shd w:fill="FAFAFA"/>
+          </w:tcPr>
+          <w:p>
+            <w:pPr>
+              <w:spacing w:after="80"/>
+            </w:pPr>
+            <w:r>
+              <w:rPr>
+                <w:b/>
+                <w:sz w:val="21"/>
+              </w:rPr>
+              <w:t>Si tu avais régularisé les trois écarts tout de suite, que serait devenu le stock du système le lendemain ?</w:t>
+            </w:r>
+          </w:p>
+          <w:p>
+            <w:pPr>
+              <w:spacing w:before="0" w:after="80"/>
+            </w:pPr>
+            <w:r>
+              <w:rPr>
+                <w:sz w:val="22"/>
+              </w:rPr>
+            </w:r>
+          </w:p>
+          <w:p>
+            <w:pPr>
+              <w:spacing w:before="0" w:after="80"/>
+            </w:pPr>
+            <w:r>
+              <w:rPr>
+                <w:sz w:val="22"/>
+              </w:rPr>
+            </w:r>
+          </w:p>
+          <w:p>
+            <w:pPr>
+              <w:spacing w:before="0" w:after="80"/>
+            </w:pPr>
+            <w:r>
+              <w:rPr>
+                <w:sz w:val="22"/>
+              </w:rPr>
+            </w:r>
+          </w:p>
+          <w:p>
+            <w:pPr>
+              <w:spacing w:before="0" w:after="80"/>
+            </w:pPr>
+            <w:r>
+              <w:rPr>
+                <w:sz w:val="22"/>
+              </w:rPr>
+            </w:r>
+          </w:p>
+        </w:tc>
+      </w:tr>
+    </w:tbl>
+    <w:p>
+      <w:pPr>
+        <w:spacing w:after="0" w:line="60" w:lineRule="exact"/>
+      </w:pPr>
+      <w:r>
+        <w:rPr>
+          <w:sz w:val="10"/>
+        </w:rPr>
+      </w:r>
+    </w:p>
     <w:sectPr>
+      <w:type w:val="oddPage"/>
       <w:pgSz w:w="12240" w:h="15840"/>
       <w:pgMar w:top="680" w:right="1077" w:bottom="737" w:left="1077" w:header="720" w:footer="720" w:gutter="0"/>
       <w:cols w:space="720"/>

--- a/contenus/trames/ENT-2.3-cdiscount-inventaire-trame-eleve.docx
+++ b/contenus/trames/ENT-2.3-cdiscount-inventaire-trame-eleve.docx
@@ -12,7 +12,7 @@
       <w:r>
         <w:drawing>
           <wp:inline xmlns:a="http://schemas.openxmlformats.org/drawingml/2006/main" xmlns:pic="http://schemas.openxmlformats.org/drawingml/2006/picture">
-            <wp:extent cx="413999" cy="413999"/>
+            <wp:extent cx="1861364" cy="468000"/>
             <wp:docPr id="1" name="Picture 1"/>
             <wp:cNvGraphicFramePr>
               <a:graphicFrameLocks noChangeAspect="1"/>
@@ -21,7 +21,7 @@
               <a:graphicData uri="http://schemas.openxmlformats.org/drawingml/2006/picture">
                 <pic:pic>
                   <pic:nvPicPr>
-                    <pic:cNvPr id="0" name="logo.png"/>
+                    <pic:cNvPr id="0" name="simulog.png"/>
                     <pic:cNvPicPr/>
                   </pic:nvPicPr>
                   <pic:blipFill>
@@ -33,7 +33,7 @@
                   <pic:spPr>
                     <a:xfrm>
                       <a:off x="0" y="0"/>
-                      <a:ext cx="413999" cy="413999"/>
+                      <a:ext cx="1861364" cy="468000"/>
                     </a:xfrm>
                     <a:prstGeom prst="rect"/>
                   </pic:spPr>
@@ -42,14 +42,6 @@
             </a:graphic>
           </wp:inline>
         </w:drawing>
-      </w:r>
-      <w:r>
-        <w:rPr>
-          <w:b/>
-          <w:color w:val="111111"/>
-          <w:sz w:val="40"/>
-        </w:rPr>
-        <w:t xml:space="preserve">  Simulog</w:t>
       </w:r>
       <w:r>
         <w:tab/>
